--- a/보관본/러시아 인권변호사/Word/9부/9부_10화_마지막_이양_준비.docx
+++ b/보관본/러시아 인권변호사/Word/9부/9부_10화_마지막_이양_준비.docx
@@ -62,7 +62,7 @@
           <w:i w:val="0"/>
           <w:sz w:val="22"/>
         </w:rPr>
-        <w:t>8화로부터 약 넉 달 뒤(9화에서 이리나가 마리나 젤레즈냐크를 차기 정부의 핵심으로 택하고 치른 선거가 끝난 뒤), 두 번째 임기 마지막 날이자 이리나의 취임식 전날인 토요일. 이리나는 결선에서 주지사를 53%로 이겼다. 집무실을 비우고, 열쇠와 비코프의 편지를 이리나에게 넘기고, 고별 연설을 다듬는다. 경호 책임자 볼딘이 확인되지 않은 위협 정보를 전하는 가운데, 료샤는 마지막 저녁 강변 산책을 고집한다.</w:t>
+        <w:t>8화로부터 약 넉 달 뒤(선거가 끝나고, 9화에서 이리나가 마리나 젤레즈냐크를 차기 정부의 핵심으로 택한 뒤), 두 번째 임기 마지막 날이자 이리나의 취임식 전날인 토요일. 이리나는 결선에서 주지사를 53%로 이겼다. 집무실을 비우고, 열쇠와 비코프의 편지를 이리나에게 넘기고, 고별 연설을 다듬는다. 경호 책임자 볼딘이 확인되지 않은 위협 정보를 전하는 가운데, 료샤는 마지막 저녁 강변 산책을 고집한다.</w:t>
       </w:r>
     </w:p>
     <w:p>

--- a/보관본/러시아 인권변호사/Word/9부/9부_10화_마지막_이양_준비.docx
+++ b/보관본/러시아 인권변호사/Word/9부/9부_10화_마지막_이양_준비.docx
@@ -1783,7 +1783,7 @@
           <w:color w:val="555555"/>
           <w:sz w:val="22"/>
         </w:rPr>
-        <w:t>(когда Катя и Гребенщиков вышли, достаёт конверт)</w:t>
+        <w:t>(когда Катя и Гребенщиков вышли, достаёт запечатанный конверт; на нём почерком Виктора Петровича: «Алексею. Лично»)</w:t>
       </w:r>
       <w:r>
         <w:rPr>
@@ -1792,7 +1792,53 @@
           <w:i w:val="0"/>
           <w:sz w:val="22"/>
         </w:rPr>
-        <w:t xml:space="preserve"> Письмо Виктора Петровича. Я обещал передать вам в конце срока.</w:t>
+        <w:t xml:space="preserve"> Письмо Виктора Петровича. Я обещал передать вам его в конце срока.</w:t>
+      </w:r>
+    </w:p>
+    <w:p>
+      <w:pPr>
+        <w:spacing w:before="0" w:after="110" w:line="300" w:lineRule="auto"/>
+      </w:pPr>
+      <w:r>
+        <w:rPr>
+          <w:rFonts w:ascii="Times New Roman" w:hAnsi="Times New Roman" w:eastAsia="Malgun Gothic"/>
+          <w:b/>
+          <w:i w:val="0"/>
+          <w:sz w:val="22"/>
+        </w:rPr>
+        <w:t xml:space="preserve">Ирина: </w:t>
+      </w:r>
+      <w:r>
+        <w:rPr>
+          <w:rFonts w:ascii="Times New Roman" w:hAnsi="Times New Roman" w:eastAsia="Malgun Gothic"/>
+          <w:b w:val="0"/>
+          <w:i w:val="0"/>
+          <w:sz w:val="22"/>
+        </w:rPr>
+        <w:t>Письмо? То, что вы читали вслух у Зои Петровны, — «Тому, кто однажды займёт кресло…» — давно в архиве. Его знает вся страна.</w:t>
+      </w:r>
+    </w:p>
+    <w:p>
+      <w:pPr>
+        <w:spacing w:before="0" w:after="110" w:line="300" w:lineRule="auto"/>
+      </w:pPr>
+      <w:r>
+        <w:rPr>
+          <w:rFonts w:ascii="Times New Roman" w:hAnsi="Times New Roman" w:eastAsia="Malgun Gothic"/>
+          <w:b/>
+          <w:i w:val="0"/>
+          <w:sz w:val="22"/>
+        </w:rPr>
+        <w:t xml:space="preserve">Лёша: </w:t>
+      </w:r>
+      <w:r>
+        <w:rPr>
+          <w:rFonts w:ascii="Times New Roman" w:hAnsi="Times New Roman" w:eastAsia="Malgun Gothic"/>
+          <w:b w:val="0"/>
+          <w:i w:val="0"/>
+          <w:sz w:val="22"/>
+        </w:rPr>
+        <w:t>То было первое, для всех. А это лежало под ним в папке у Зои Петровны. Тогда я его не тронул. Она отдала мне его позже, после той весны: «Сам поймёшь, когда открыть». Я так и не открыл.</w:t>
       </w:r>
     </w:p>
     <w:p>
@@ -1825,7 +1871,7 @@
           <w:i w:val="0"/>
           <w:sz w:val="22"/>
         </w:rPr>
-        <w:t xml:space="preserve"> Вы не прочтёте мне его вслух?</w:t>
+        <w:t xml:space="preserve"> Его вы мне вслух не прочтёте?</w:t>
       </w:r>
     </w:p>
     <w:p>
@@ -1894,7 +1940,7 @@
           <w:i w:val="0"/>
           <w:sz w:val="22"/>
         </w:rPr>
-        <w:t>То, что он хотел сказать мне. Я долго не понимал. Потом понял. Теперь оно ваше — не как наследство, а как вопрос.</w:t>
+        <w:t>Не знаю. Три с лишним года носил и не вскрыл. Боялся, что там ответ на вопрос, которого я ещё не задал. Теперь оно ваше — не как наследство, а как вопрос.</w:t>
       </w:r>
     </w:p>
     <w:p>
@@ -1940,7 +1986,7 @@
           <w:i w:val="0"/>
           <w:sz w:val="22"/>
         </w:rPr>
-        <w:t>Каждый, кто получает это письмо, читает в нём своё. Я прочёл одно. Вы прочтёте другое.</w:t>
+        <w:t>Каждый, кто получает такое письмо, читает в нём своё. Я своё так и не прочёл. Вы прочтёте за нас обоих.</w:t>
       </w:r>
     </w:p>
     <w:p>
@@ -1986,7 +2032,7 @@
           <w:i w:val="0"/>
           <w:sz w:val="22"/>
         </w:rPr>
-        <w:t>Тогда положите обратно в ящик и прочтёте через год. Я в первый раз тоже ничего не понял. Злился на него, что пишет загадками.</w:t>
+        <w:t>Тогда положите обратно в ящик и прочтёте через год. Он и при жизни любил говорить загадками. Я на него за это злился лет десять.</w:t>
       </w:r>
     </w:p>
     <w:p>
@@ -2433,7 +2479,7 @@
           <w:color w:val="1F3864"/>
           <w:sz w:val="26"/>
         </w:rPr>
-        <w:t>장면 5 — 강변, 해 질 녘 — 돛, 그리고 총성</w:t>
+        <w:t>장면 5 — 강변, 해 질 녘 — 유람선과 ‘돛’, 그리고 총성</w:t>
       </w:r>
     </w:p>
     <w:p>
@@ -2591,7 +2637,7 @@
           <w:i w:val="0"/>
           <w:sz w:val="22"/>
         </w:rPr>
-        <w:t>Смотрите, там на воде лодка. С парусом. В такой холод.</w:t>
+        <w:t>Смотрите, по реке идёт прогулочный катер. Пустой. В такой холод.</w:t>
       </w:r>
     </w:p>
     <w:p>
@@ -2624,7 +2670,7 @@
           <w:i w:val="0"/>
           <w:sz w:val="22"/>
         </w:rPr>
-        <w:t xml:space="preserve"> В школе нас заставляли учить наизусть: «А он, мятежный, просит бури, как будто в бурях есть покой!» Я тогда думал, что это красиво. Потом всю жизнь был этим парусом. Хочу проверить, бывает ли покой без бури.</w:t>
+        <w:t xml:space="preserve"> А мне почему-то вспоминается парус. В школе нас заставляли учить наизусть: «А он, мятежный, просит бури, как будто в бурях есть покой!» Я тогда думал, что это красиво. Потом всю жизнь был этим парусом. Хочу проверить, бывает ли покой без бури.</w:t>
       </w:r>
     </w:p>
     <w:p>
@@ -3374,7 +3420,7 @@
           <w:i w:val="0"/>
           <w:sz w:val="22"/>
         </w:rPr>
-        <w:t xml:space="preserve"> — 고별 연설의 끝을 맺으려는 료샤의 인용. 비방은 견디는 법을 배웠지만 찬사를 받아들이는 것이 더 어렵다는 고백이다. 그레벤시코프가 “기념비를 입어 보는 것처럼 들린다”고 꼬집자, 료샤는 첫 행(기념비)이 아니라 마지막 연(기념비를 권받을 때의 태도)을 고른 것이라고 답한다 (장면 3).</w:t>
+        <w:t xml:space="preserve"> — 한국어 해설: 고별 연설의 끝을 맺으려는 료샤의 인용. 비방은 견디는 법을 배웠지만 찬사를 받아들이는 것이 더 어렵다는 고백이다. 그레벤시코프가 “기념비를 입어 보는 것처럼 들린다”고 꼬집자, 료샤는 첫 행(기념비)이 아니라 마지막 연(기념비를 권받을 때의 태도)을 고른 것이라고 답한다 (장면 3).</w:t>
       </w:r>
     </w:p>
     <w:p>
@@ -3397,7 +3443,7 @@
           <w:i w:val="0"/>
           <w:sz w:val="22"/>
         </w:rPr>
-        <w:t xml:space="preserve"> — 강 위의 돛단배를 보며 료샤가 학교에서 외운 시구를 떠올리고, 평생 폭풍 속에 산 자신을 ‘돛’에 견주며 폭풍 없는 평온이 있는지 시험해 보고 싶다고 말한다 (장면 5). 총에 맞은 료샤가 “‘버티세요’라고 하지 마세요… 마리야라면 알 거예요”라고 말하는 것은, 6화에서 남편 파벨이 총격 현장에서 들은 마지막 말이 “Держитесь”였기에 그 말을 하지 않게 되었다는 마리야의 고백을 가리킨다.</w:t>
+        <w:t xml:space="preserve"> — 한국어 해설: 강 위를 지나는 빈 유람선을 보며 료샤가 학교에서 외운 「돛」의 시구를 떠올리고, 평생 폭풍 속에 산 자신을 ‘돛’에 견주며 폭풍 없는 평온이 있는지 시험해 보고 싶다고 말한다 (장면 5). 총에 맞은 료샤가 “‘버티세요’라고 하지 마세요… 마리야라면 알 거예요”라고 말하는 것은, 6화에서 남편 파벨이 총격 현장에서 들은 마지막 말이 “Держитесь”였기에 그 말을 하지 않게 되었다는 마리야의 고백을 가리킨다.</w:t>
       </w:r>
     </w:p>
     <w:p>

--- a/보관본/러시아 인권변호사/Word/9부/9부_10화_마지막_이양_준비.docx
+++ b/보관본/러시아 인권변호사/Word/9부/9부_10화_마지막_이양_준비.docx
@@ -1449,6 +1449,154 @@
           <w:sz w:val="22"/>
         </w:rPr>
         <w:t xml:space="preserve"> Было. Та весна. Допишу абзац. Коротко, без покаянного тона.</w:t>
+      </w:r>
+    </w:p>
+    <w:p>
+      <w:pPr>
+        <w:spacing w:before="0" w:after="110" w:line="300" w:lineRule="auto"/>
+      </w:pPr>
+      <w:r>
+        <w:rPr>
+          <w:rFonts w:ascii="Times New Roman" w:hAnsi="Times New Roman" w:eastAsia="Malgun Gothic"/>
+          <w:b/>
+          <w:i w:val="0"/>
+          <w:sz w:val="22"/>
+        </w:rPr>
+        <w:t xml:space="preserve">Ирина: </w:t>
+      </w:r>
+      <w:r>
+        <w:rPr>
+          <w:rFonts w:ascii="Times New Roman" w:hAnsi="Times New Roman" w:eastAsia="Malgun Gothic"/>
+          <w:b w:val="0"/>
+          <w:i w:val="0"/>
+          <w:sz w:val="22"/>
+        </w:rPr>
+        <w:t>Короткого достаточно. Но не прячьте его в середину. У нас за сто лет был один случай, когда уходящий сам вышел к камерам и попрощался со страной: двадцать пятое декабря девяносто первого, семь вечера. Поблагодарил, сказал о тревоге и о надежде. В тот же вечер передал ядерный чемоданчик, а через полчаса над Кремлём спустили флаг. Без выстрела, при включённых камерах — единственная передача, на которую можно ссылаться без оговорок.</w:t>
+      </w:r>
+    </w:p>
+    <w:p>
+      <w:pPr>
+        <w:spacing w:before="0" w:after="110" w:line="300" w:lineRule="auto"/>
+      </w:pPr>
+      <w:r>
+        <w:rPr>
+          <w:rFonts w:ascii="Times New Roman" w:hAnsi="Times New Roman" w:eastAsia="Malgun Gothic"/>
+          <w:b/>
+          <w:i w:val="0"/>
+          <w:sz w:val="22"/>
+        </w:rPr>
+        <w:t xml:space="preserve">Лёша: </w:t>
+      </w:r>
+      <w:r>
+        <w:rPr>
+          <w:rFonts w:ascii="Times New Roman" w:hAnsi="Times New Roman" w:eastAsia="Malgun Gothic"/>
+          <w:b w:val="0"/>
+          <w:i w:val="0"/>
+          <w:sz w:val="22"/>
+        </w:rPr>
+        <w:t>Я помню тот вечер. Отец молчал весь ужин. И что в той речи было не так?</w:t>
+      </w:r>
+    </w:p>
+    <w:p>
+      <w:pPr>
+        <w:spacing w:before="0" w:after="110" w:line="300" w:lineRule="auto"/>
+      </w:pPr>
+      <w:r>
+        <w:rPr>
+          <w:rFonts w:ascii="Times New Roman" w:hAnsi="Times New Roman" w:eastAsia="Malgun Gothic"/>
+          <w:b/>
+          <w:i w:val="0"/>
+          <w:sz w:val="22"/>
+        </w:rPr>
+        <w:t xml:space="preserve">Ирина: </w:t>
+      </w:r>
+      <w:r>
+        <w:rPr>
+          <w:rFonts w:ascii="Times New Roman" w:hAnsi="Times New Roman" w:eastAsia="Malgun Gothic"/>
+          <w:b w:val="0"/>
+          <w:i w:val="0"/>
+          <w:sz w:val="22"/>
+        </w:rPr>
+        <w:t>В ней не было слова «простите». Он признал, что не всё удалось, — и только. Это слово прозвучало через восемь лет, под Новый год девяносто девятого, в той передаче власти, которую вы сами не захотели повторять.</w:t>
+      </w:r>
+    </w:p>
+    <w:p>
+      <w:pPr>
+        <w:spacing w:before="0" w:after="110" w:line="300" w:lineRule="auto"/>
+      </w:pPr>
+      <w:r>
+        <w:rPr>
+          <w:rFonts w:ascii="Times New Roman" w:hAnsi="Times New Roman" w:eastAsia="Malgun Gothic"/>
+          <w:b/>
+          <w:i w:val="0"/>
+          <w:sz w:val="22"/>
+        </w:rPr>
+        <w:t xml:space="preserve">Лёша: </w:t>
+      </w:r>
+      <w:r>
+        <w:rPr>
+          <w:rFonts w:ascii="Times New Roman" w:hAnsi="Times New Roman" w:eastAsia="Malgun Gothic"/>
+          <w:b w:val="0"/>
+          <w:i w:val="0"/>
+          <w:sz w:val="22"/>
+        </w:rPr>
+        <w:t>Вы предлагаете мне взять лучшее у передачи, которую я отверг.</w:t>
+      </w:r>
+    </w:p>
+    <w:p>
+      <w:pPr>
+        <w:spacing w:before="0" w:after="110" w:line="300" w:lineRule="auto"/>
+      </w:pPr>
+      <w:r>
+        <w:rPr>
+          <w:rFonts w:ascii="Times New Roman" w:hAnsi="Times New Roman" w:eastAsia="Malgun Gothic"/>
+          <w:b/>
+          <w:i w:val="0"/>
+          <w:sz w:val="22"/>
+        </w:rPr>
+        <w:t xml:space="preserve">Ирина: </w:t>
+      </w:r>
+      <w:r>
+        <w:rPr>
+          <w:rFonts w:ascii="Times New Roman" w:hAnsi="Times New Roman" w:eastAsia="Malgun Gothic"/>
+          <w:b w:val="0"/>
+          <w:i w:val="0"/>
+          <w:sz w:val="22"/>
+        </w:rPr>
+        <w:t>Я предлагаю взять по одной вещи у каждой. Из девяносто первого — камеры и чемоданчик; это вы и так делаете завтра. Из девяносто девятого — одно слово. Остальное у вас своё.</w:t>
+      </w:r>
+    </w:p>
+    <w:p>
+      <w:pPr>
+        <w:spacing w:before="0" w:after="110" w:line="300" w:lineRule="auto"/>
+      </w:pPr>
+      <w:r>
+        <w:rPr>
+          <w:rFonts w:ascii="Times New Roman" w:hAnsi="Times New Roman" w:eastAsia="Malgun Gothic"/>
+          <w:b/>
+          <w:i w:val="0"/>
+          <w:sz w:val="22"/>
+        </w:rPr>
+        <w:t xml:space="preserve">Лёша: </w:t>
+      </w:r>
+      <w:r>
+        <w:rPr>
+          <w:rFonts w:ascii="Times New Roman" w:hAnsi="Times New Roman" w:eastAsia="Malgun Gothic"/>
+          <w:b w:val="0"/>
+          <w:i/>
+          <w:color w:val="555555"/>
+          <w:sz w:val="22"/>
+        </w:rPr>
+        <w:t>(после паузы)</w:t>
+      </w:r>
+      <w:r>
+        <w:rPr>
+          <w:rFonts w:ascii="Times New Roman" w:hAnsi="Times New Roman" w:eastAsia="Malgun Gothic"/>
+          <w:b w:val="0"/>
+          <w:i w:val="0"/>
+          <w:sz w:val="22"/>
+        </w:rPr>
+        <w:t xml:space="preserve"> Одно слово — не абзац. Скажу его так, чтобы услышали.</w:t>
       </w:r>
     </w:p>
     <w:p>
